--- a/docx_resources/Вечірня-Утреня/В,У - Мінея/11-Листопад/12-__-Йосафата.docx
+++ b/docx_resources/Вечірня-Утреня/В,У - Мінея/11-Листопад/12-__-Йосафата.docx
@@ -36,7 +36,7 @@
       </w:r>
       <w:r>
         <w:rPr>
-          <w:rFonts w:ascii="Segoe UI Symbol" w:eastAsia="Fedorovsk Unicode" w:hAnsi="Segoe UI Symbol" w:cs="Segoe UI Symbol"/>
+          <w:rFonts w:ascii="Times New Roman" w:eastAsia="Fedorovsk Unicode" w:hAnsi="Times New Roman" w:cs="Segoe UI Symbol"/>
           <w:noProof/>
           <w:color w:val="FF0000"/>
           <w:sz w:val="24"/>
